--- a/Pflichtenheft_Fussballclubverwaltung.docx
+++ b/Pflichtenheft_Fussballclubverwaltung.docx
@@ -195,10 +195,7 @@
         </w:pBdr>
       </w:pPr>
       <w:r>
-        <w:t>1</w:t>
-      </w:r>
-      <w:r>
-        <w:t xml:space="preserve">. Muss-Aufgaben </w:t>
+        <w:t xml:space="preserve">1. Muss-Aufgaben </w:t>
       </w:r>
     </w:p>
     <w:p/>
@@ -830,10 +827,7 @@
         </w:pBdr>
       </w:pPr>
       <w:r>
-        <w:t>2</w:t>
-      </w:r>
-      <w:r>
-        <w:t>. Kann-Aufgaben</w:t>
+        <w:t>2. Kann-Aufgaben</w:t>
       </w:r>
     </w:p>
     <w:p/>
@@ -1005,6 +999,19 @@
       </w:tr>
     </w:tbl>
     <w:p/>
+    <w:p>
+      <w:r>
+        <w:t xml:space="preserve">Das Projekt ist in dem Package </w:t>
+      </w:r>
+      <w:proofErr w:type="spellStart"/>
+      <w:r>
+        <w:t>ORMLite</w:t>
+      </w:r>
+      <w:proofErr w:type="spellEnd"/>
+      <w:r>
+        <w:t xml:space="preserve"> und dann FußballClubverwaltung</w:t>
+      </w:r>
+    </w:p>
     <w:sectPr>
       <w:headerReference w:type="default" r:id="rId7"/>
       <w:footerReference w:type="default" r:id="rId8"/>
